--- a/Paper1_Complete_Work_Report.docx
+++ b/Paper1_Complete_Work_Report.docx
@@ -23,7 +23,7 @@
         <w:pStyle w:val="Caption"/>
       </w:pPr>
       <w:r>
-        <w:t xml:space="preserve">Generated 2026-08-06 09:20:55 · Windows 11 · conda env VideoForgeryCPU (Python 3.8.20, TensorFlow 2.10, CPU only)</w:t>
+        <w:t xml:space="preserve">Generated 2026-08-06 10:20:35 · Windows 11 · conda env VideoForgeryCPU (Python 3.8.20, TensorFlow 2.10, CPU only)</w:t>
       </w:r>
     </w:p>
     <w:p>

--- a/Paper1_Complete_Work_Report.docx
+++ b/Paper1_Complete_Work_Report.docx
@@ -79,7 +79,7 @@
         <w:pStyle w:val="Caption"/>
       </w:pPr>
       <w:r>
-        <w:t xml:space="preserve">Generated 2026-08-06 12:43:20. Windows 11, conda env VideoForgeryCPU (Python 3.8.20, TensorFlow 2.10, CPU only). Every figure in this record was scored with Optimized/metrics_fixed.py and traces to a named file in the repository.</w:t>
+        <w:t xml:space="preserve">Generated 2026-08-07 10:18:40. Windows 11, conda env VideoForgeryCPU (Python 3.8.20, TensorFlow 2.10, CPU only). Every figure in this record was scored with Optimized/metrics_fixed.py and traces to a named file in the repository.</w:t>
       </w:r>
     </w:p>
     <w:p>
@@ -2772,6 +2772,150 @@
     </w:p>
     <w:p>
       <w:pPr>
+        <w:pStyle w:val="Normal"/>
+        <w:jc w:val="center"/>
+        <w:spacing w:before="160" w:after="60"/>
+      </w:pPr>
+      <w:r>
+        <w:drawing>
+          <wp:inline distT="0" distB="0" distL="0" distR="0">
+            <wp:extent cx="5669280" cy="2631585"/>
+            <wp:docPr id="1" name="Picture 1" descr="fig10_pipeline_block_diagram"/>
+            <a:graphic xmlns:a="http://schemas.openxmlformats.org/drawingml/2006/main">
+              <a:graphicData uri="http://schemas.openxmlformats.org/drawingml/2006/picture">
+                <pic:pic xmlns:pic="http://schemas.openxmlformats.org/drawingml/2006/picture">
+                  <pic:nvPicPr>
+                    <pic:cNvPr id="1" name="fig10_pipeline_block_diagram.png"/>
+                    <pic:cNvPicPr/>
+                  </pic:nvPicPr>
+                  <pic:blipFill>
+                    <a:blip r:embed="rIdImg1"/>
+                    <a:stretch>
+                      <a:fillRect/>
+                    </a:stretch>
+                  </pic:blipFill>
+                  <pic:spPr>
+                    <a:xfrm>
+                      <a:off x="0" y="0"/>
+                      <a:ext cx="5669280" cy="2631585"/>
+                    </a:xfrm>
+                    <a:prstGeom prst="rect">
+                      <a:avLst/>
+                    </a:prstGeom>
+                  </pic:spPr>
+                </pic:pic>
+              </a:graphicData>
+            </a:graphic>
+          </wp:inline>
+        </w:drawing>
+      </w:r>
+    </w:p>
+    <w:p>
+      <w:pPr>
+        <w:pStyle w:val="Caption"/>
+      </w:pPr>
+      <w:r>
+        <w:t xml:space="preserve">Figure A. The pipeline as executed, drawn from the source rather than from the paper's description. Feature tensors are computed once and shared by every model, so all comparisons below differ only in the model.</w:t>
+      </w:r>
+    </w:p>
+    <w:p>
+      <w:pPr>
+        <w:pStyle w:val="Normal"/>
+        <w:jc w:val="center"/>
+        <w:spacing w:before="160" w:after="60"/>
+      </w:pPr>
+      <w:r>
+        <w:drawing>
+          <wp:inline distT="0" distB="0" distL="0" distR="0">
+            <wp:extent cx="5669280" cy="3229377"/>
+            <wp:docPr id="2" name="Picture 2" descr="fig11_smaclmpnet_architecture"/>
+            <a:graphic xmlns:a="http://schemas.openxmlformats.org/drawingml/2006/main">
+              <a:graphicData uri="http://schemas.openxmlformats.org/drawingml/2006/picture">
+                <pic:pic xmlns:pic="http://schemas.openxmlformats.org/drawingml/2006/picture">
+                  <pic:nvPicPr>
+                    <pic:cNvPr id="2" name="fig11_smaclmpnet_architecture.png"/>
+                    <pic:cNvPicPr/>
+                  </pic:nvPicPr>
+                  <pic:blipFill>
+                    <a:blip r:embed="rIdImg2"/>
+                    <a:stretch>
+                      <a:fillRect/>
+                    </a:stretch>
+                  </pic:blipFill>
+                  <pic:spPr>
+                    <a:xfrm>
+                      <a:off x="0" y="0"/>
+                      <a:ext cx="5669280" cy="3229377"/>
+                    </a:xfrm>
+                    <a:prstGeom prst="rect">
+                      <a:avLst/>
+                    </a:prstGeom>
+                  </pic:spPr>
+                </pic:pic>
+              </a:graphicData>
+            </a:graphic>
+          </wp:inline>
+        </w:drawing>
+      </w:r>
+    </w:p>
+    <w:p>
+      <w:pPr>
+        <w:pStyle w:val="Caption"/>
+      </w:pPr>
+      <w:r>
+        <w:t xml:space="preserve">Figure B. SMA-CLMPNet as implemented (SubFunctions/Model.py:447-513). Shapes are recomputed from the (10, 128, 128, 12) input, so the figure cannot drift from the code. Note the pooling: window 1 with stride 1 in the first stage does no downsampling, and window 1 with stride 2 in the next two decimates rather than pools.</w:t>
+      </w:r>
+    </w:p>
+    <w:p>
+      <w:pPr>
+        <w:pStyle w:val="Normal"/>
+        <w:jc w:val="center"/>
+        <w:spacing w:before="160" w:after="60"/>
+      </w:pPr>
+      <w:r>
+        <w:drawing>
+          <wp:inline distT="0" distB="0" distL="0" distR="0">
+            <wp:extent cx="5669280" cy="2194766"/>
+            <wp:docPr id="3" name="Picture 3" descr="fig12_evaluation_protocol"/>
+            <a:graphic xmlns:a="http://schemas.openxmlformats.org/drawingml/2006/main">
+              <a:graphicData uri="http://schemas.openxmlformats.org/drawingml/2006/picture">
+                <pic:pic xmlns:pic="http://schemas.openxmlformats.org/drawingml/2006/picture">
+                  <pic:nvPicPr>
+                    <pic:cNvPr id="3" name="fig12_evaluation_protocol.png"/>
+                    <pic:cNvPicPr/>
+                  </pic:nvPicPr>
+                  <pic:blipFill>
+                    <a:blip r:embed="rIdImg3"/>
+                    <a:stretch>
+                      <a:fillRect/>
+                    </a:stretch>
+                  </pic:blipFill>
+                  <pic:spPr>
+                    <a:xfrm>
+                      <a:off x="0" y="0"/>
+                      <a:ext cx="5669280" cy="2194766"/>
+                    </a:xfrm>
+                    <a:prstGeom prst="rect">
+                      <a:avLst/>
+                    </a:prstGeom>
+                  </pic:spPr>
+                </pic:pic>
+              </a:graphicData>
+            </a:graphic>
+          </wp:inline>
+        </w:drawing>
+      </w:r>
+    </w:p>
+    <w:p>
+      <w:pPr>
+        <w:pStyle w:val="Caption"/>
+      </w:pPr>
+      <w:r>
+        <w:t xml:space="preserve">Figure C. The protocol used for every number in section 5 onward. Everything selected is selected inside the training folds; the outer test fold is read once, at scoring time.</w:t>
+      </w:r>
+    </w:p>
+    <w:p>
+      <w:pPr>
         <w:pStyle w:val="Heading1"/>
       </w:pPr>
       <w:r>
@@ -5705,16 +5849,16 @@
         <w:drawing>
           <wp:inline distT="0" distB="0" distL="0" distR="0">
             <wp:extent cx="5669280" cy="3636383"/>
-            <wp:docPr id="1" name="Picture 1" descr="fig01_balanced_accuracy_by_model"/>
+            <wp:docPr id="4" name="Picture 4" descr="fig01_balanced_accuracy_by_model"/>
             <a:graphic xmlns:a="http://schemas.openxmlformats.org/drawingml/2006/main">
               <a:graphicData uri="http://schemas.openxmlformats.org/drawingml/2006/picture">
                 <pic:pic xmlns:pic="http://schemas.openxmlformats.org/drawingml/2006/picture">
                   <pic:nvPicPr>
-                    <pic:cNvPr id="1" name="fig01_balanced_accuracy_by_model.png"/>
+                    <pic:cNvPr id="4" name="fig01_balanced_accuracy_by_model.png"/>
                     <pic:cNvPicPr/>
                   </pic:nvPicPr>
                   <pic:blipFill>
-                    <a:blip r:embed="rIdImg1"/>
+                    <a:blip r:embed="rIdImg4"/>
                     <a:stretch>
                       <a:fillRect/>
                     </a:stretch>
@@ -5753,16 +5897,16 @@
         <w:drawing>
           <wp:inline distT="0" distB="0" distL="0" distR="0">
             <wp:extent cx="5669280" cy="3639873"/>
-            <wp:docPr id="2" name="Picture 2" descr="fig02_accuracy_by_model"/>
+            <wp:docPr id="5" name="Picture 5" descr="fig02_accuracy_by_model"/>
             <a:graphic xmlns:a="http://schemas.openxmlformats.org/drawingml/2006/main">
               <a:graphicData uri="http://schemas.openxmlformats.org/drawingml/2006/picture">
                 <pic:pic xmlns:pic="http://schemas.openxmlformats.org/drawingml/2006/picture">
                   <pic:nvPicPr>
-                    <pic:cNvPr id="2" name="fig02_accuracy_by_model.png"/>
+                    <pic:cNvPr id="5" name="fig02_accuracy_by_model.png"/>
                     <pic:cNvPicPr/>
                   </pic:nvPicPr>
                   <pic:blipFill>
-                    <a:blip r:embed="rIdImg2"/>
+                    <a:blip r:embed="rIdImg5"/>
                     <a:stretch>
                       <a:fillRect/>
                     </a:stretch>
@@ -8056,16 +8200,16 @@
         <w:drawing>
           <wp:inline distT="0" distB="0" distL="0" distR="0">
             <wp:extent cx="5669280" cy="3520176"/>
-            <wp:docPr id="3" name="Picture 3" descr="fig03_accuracy_vs_training_percentage"/>
+            <wp:docPr id="6" name="Picture 6" descr="fig03_accuracy_vs_training_percentage"/>
             <a:graphic xmlns:a="http://schemas.openxmlformats.org/drawingml/2006/main">
               <a:graphicData uri="http://schemas.openxmlformats.org/drawingml/2006/picture">
                 <pic:pic xmlns:pic="http://schemas.openxmlformats.org/drawingml/2006/picture">
                   <pic:nvPicPr>
-                    <pic:cNvPr id="3" name="fig03_accuracy_vs_training_percentage.png"/>
+                    <pic:cNvPr id="6" name="fig03_accuracy_vs_training_percentage.png"/>
                     <pic:cNvPicPr/>
                   </pic:nvPicPr>
                   <pic:blipFill>
-                    <a:blip r:embed="rIdImg3"/>
+                    <a:blip r:embed="rIdImg6"/>
                     <a:stretch>
                       <a:fillRect/>
                     </a:stretch>
@@ -9839,16 +9983,16 @@
         <w:drawing>
           <wp:inline distT="0" distB="0" distL="0" distR="0">
             <wp:extent cx="5669280" cy="3453469"/>
-            <wp:docPr id="4" name="Picture 4" descr="fig04_kfold_balanced_accuracy"/>
+            <wp:docPr id="7" name="Picture 7" descr="fig04_kfold_balanced_accuracy"/>
             <a:graphic xmlns:a="http://schemas.openxmlformats.org/drawingml/2006/main">
               <a:graphicData uri="http://schemas.openxmlformats.org/drawingml/2006/picture">
                 <pic:pic xmlns:pic="http://schemas.openxmlformats.org/drawingml/2006/picture">
                   <pic:nvPicPr>
-                    <pic:cNvPr id="4" name="fig04_kfold_balanced_accuracy.png"/>
+                    <pic:cNvPr id="7" name="fig04_kfold_balanced_accuracy.png"/>
                     <pic:cNvPicPr/>
                   </pic:nvPicPr>
                   <pic:blipFill>
-                    <a:blip r:embed="rIdImg4"/>
+                    <a:blip r:embed="rIdImg7"/>
                     <a:stretch>
                       <a:fillRect/>
                     </a:stretch>
@@ -10363,16 +10507,16 @@
         <w:drawing>
           <wp:inline distT="0" distB="0" distL="0" distR="0">
             <wp:extent cx="5669280" cy="5618960"/>
-            <wp:docPr id="5" name="Picture 5" descr="fig05_roc_curve"/>
+            <wp:docPr id="8" name="Picture 8" descr="fig05_roc_curve"/>
             <a:graphic xmlns:a="http://schemas.openxmlformats.org/drawingml/2006/main">
               <a:graphicData uri="http://schemas.openxmlformats.org/drawingml/2006/picture">
                 <pic:pic xmlns:pic="http://schemas.openxmlformats.org/drawingml/2006/picture">
                   <pic:nvPicPr>
-                    <pic:cNvPr id="5" name="fig05_roc_curve.png"/>
+                    <pic:cNvPr id="8" name="fig05_roc_curve.png"/>
                     <pic:cNvPicPr/>
                   </pic:nvPicPr>
                   <pic:blipFill>
-                    <a:blip r:embed="rIdImg5"/>
+                    <a:blip r:embed="rIdImg8"/>
                     <a:stretch>
                       <a:fillRect/>
                     </a:stretch>
@@ -10411,16 +10555,16 @@
         <w:drawing>
           <wp:inline distT="0" distB="0" distL="0" distR="0">
             <wp:extent cx="5669280" cy="5019857"/>
-            <wp:docPr id="6" name="Picture 6" descr="fig06_confusion_matrix"/>
+            <wp:docPr id="9" name="Picture 9" descr="fig06_confusion_matrix"/>
             <a:graphic xmlns:a="http://schemas.openxmlformats.org/drawingml/2006/main">
               <a:graphicData uri="http://schemas.openxmlformats.org/drawingml/2006/picture">
                 <pic:pic xmlns:pic="http://schemas.openxmlformats.org/drawingml/2006/picture">
                   <pic:nvPicPr>
-                    <pic:cNvPr id="6" name="fig06_confusion_matrix.png"/>
+                    <pic:cNvPr id="9" name="fig06_confusion_matrix.png"/>
                     <pic:cNvPicPr/>
                   </pic:nvPicPr>
                   <pic:blipFill>
-                    <a:blip r:embed="rIdImg6"/>
+                    <a:blip r:embed="rIdImg9"/>
                     <a:stretch>
                       <a:fillRect/>
                     </a:stretch>
@@ -10770,16 +10914,16 @@
         <w:drawing>
           <wp:inline distT="0" distB="0" distL="0" distR="0">
             <wp:extent cx="5669280" cy="3692233"/>
-            <wp:docPr id="7" name="Picture 7" descr="fig09_accuracy_ceiling"/>
+            <wp:docPr id="10" name="Picture 10" descr="fig09_accuracy_ceiling"/>
             <a:graphic xmlns:a="http://schemas.openxmlformats.org/drawingml/2006/main">
               <a:graphicData uri="http://schemas.openxmlformats.org/drawingml/2006/picture">
                 <pic:pic xmlns:pic="http://schemas.openxmlformats.org/drawingml/2006/picture">
                   <pic:nvPicPr>
-                    <pic:cNvPr id="7" name="fig09_accuracy_ceiling.png"/>
+                    <pic:cNvPr id="10" name="fig09_accuracy_ceiling.png"/>
                     <pic:cNvPicPr/>
                   </pic:nvPicPr>
                   <pic:blipFill>
-                    <a:blip r:embed="rIdImg7"/>
+                    <a:blip r:embed="rIdImg10"/>
                     <a:stretch>
                       <a:fillRect/>
                     </a:stretch>
@@ -12503,16 +12647,16 @@
         <w:drawing>
           <wp:inline distT="0" distB="0" distL="0" distR="0">
             <wp:extent cx="5669280" cy="3113457"/>
-            <wp:docPr id="8" name="Picture 8" descr="fig07_representation_search"/>
+            <wp:docPr id="11" name="Picture 11" descr="fig07_representation_search"/>
             <a:graphic xmlns:a="http://schemas.openxmlformats.org/drawingml/2006/main">
               <a:graphicData uri="http://schemas.openxmlformats.org/drawingml/2006/picture">
                 <pic:pic xmlns:pic="http://schemas.openxmlformats.org/drawingml/2006/picture">
                   <pic:nvPicPr>
-                    <pic:cNvPr id="8" name="fig07_representation_search.png"/>
+                    <pic:cNvPr id="11" name="fig07_representation_search.png"/>
                     <pic:cNvPicPr/>
                   </pic:nvPicPr>
                   <pic:blipFill>
-                    <a:blip r:embed="rIdImg8"/>
+                    <a:blip r:embed="rIdImg11"/>
                     <a:stretch>
                       <a:fillRect/>
                     </a:stretch>
@@ -15501,17 +15645,17 @@
       <w:r>
         <w:drawing>
           <wp:inline distT="0" distB="0" distL="0" distR="0">
-            <wp:extent cx="5669280" cy="3503018"/>
-            <wp:docPr id="9" name="Picture 9" descr="fig08_method_comparison"/>
+            <wp:extent cx="5669280" cy="3598500"/>
+            <wp:docPr id="12" name="Picture 12" descr="fig08_method_comparison"/>
             <a:graphic xmlns:a="http://schemas.openxmlformats.org/drawingml/2006/main">
               <a:graphicData uri="http://schemas.openxmlformats.org/drawingml/2006/picture">
                 <pic:pic xmlns:pic="http://schemas.openxmlformats.org/drawingml/2006/picture">
                   <pic:nvPicPr>
-                    <pic:cNvPr id="9" name="fig08_method_comparison.png"/>
+                    <pic:cNvPr id="12" name="fig08_method_comparison.png"/>
                     <pic:cNvPicPr/>
                   </pic:nvPicPr>
                   <pic:blipFill>
-                    <a:blip r:embed="rIdImg9"/>
+                    <a:blip r:embed="rIdImg12"/>
                     <a:stretch>
                       <a:fillRect/>
                     </a:stretch>
@@ -15519,7 +15663,7 @@
                   <pic:spPr>
                     <a:xfrm>
                       <a:off x="0" y="0"/>
-                      <a:ext cx="5669280" cy="3503018"/>
+                      <a:ext cx="5669280" cy="3598500"/>
                     </a:xfrm>
                     <a:prstGeom prst="rect">
                       <a:avLst/>
@@ -15537,7 +15681,55 @@
         <w:pStyle w:val="Caption"/>
       </w:pPr>
       <w:r>
-        <w:t xml:space="preserve">Figure 8. Every method tried, on identical data and folds. Blue clears the permutation null; red does not.</w:t>
+        <w:t xml:space="preserve">Figure 8. Five representative methods on identical features and folds. Blue clears the permutation null; red does not. The estimator is not the same for every bar and is marked on each: [out-of-fold] is pooled balanced accuracy under nested CV, [sweep mean] is the mean over the six training percentages.</w:t>
+      </w:r>
+    </w:p>
+    <w:p>
+      <w:pPr>
+        <w:pStyle w:val="Normal"/>
+        <w:jc w:val="center"/>
+        <w:spacing w:before="160" w:after="60"/>
+      </w:pPr>
+      <w:r>
+        <w:drawing>
+          <wp:inline distT="0" distB="0" distL="0" distR="0">
+            <wp:extent cx="5669280" cy="3499898"/>
+            <wp:docPr id="13" name="Picture 13" descr="fig13_comparison_bar"/>
+            <a:graphic xmlns:a="http://schemas.openxmlformats.org/drawingml/2006/main">
+              <a:graphicData uri="http://schemas.openxmlformats.org/drawingml/2006/picture">
+                <pic:pic xmlns:pic="http://schemas.openxmlformats.org/drawingml/2006/picture">
+                  <pic:nvPicPr>
+                    <pic:cNvPr id="13" name="fig13_comparison_bar.png"/>
+                    <pic:cNvPicPr/>
+                  </pic:nvPicPr>
+                  <pic:blipFill>
+                    <a:blip r:embed="rIdImg13"/>
+                    <a:stretch>
+                      <a:fillRect/>
+                    </a:stretch>
+                  </pic:blipFill>
+                  <pic:spPr>
+                    <a:xfrm>
+                      <a:off x="0" y="0"/>
+                      <a:ext cx="5669280" cy="3499898"/>
+                    </a:xfrm>
+                    <a:prstGeom prst="rect">
+                      <a:avLst/>
+                    </a:prstGeom>
+                  </pic:spPr>
+                </pic:pic>
+              </a:graphicData>
+            </a:graphic>
+          </wp:inline>
+        </w:drawing>
+      </w:r>
+    </w:p>
+    <w:p>
+      <w:pPr>
+        <w:pStyle w:val="Caption"/>
+      </w:pPr>
+      <w:r>
+        <w:t xml:space="preserve">Figure 9. The full comparison: every method measured in this study on one axis, with its protocol in brackets. Colour encodes only whether a bar clears its own permutation null, so nothing here reads as more favourable than the statistics support — STIDNet at the top of the k-fold group is not coloured as significant because it was never permutation-tested.</w:t>
       </w:r>
     </w:p>
     <w:p>

--- a/Paper1_Complete_Work_Report.docx
+++ b/Paper1_Complete_Work_Report.docx
@@ -79,7 +79,7 @@
         <w:pStyle w:val="Caption"/>
       </w:pPr>
       <w:r>
-        <w:t xml:space="preserve">Generated 2026-08-07 10:18:40. Windows 11, conda env VideoForgeryCPU (Python 3.8.20, TensorFlow 2.10, CPU only). Every figure in this record was scored with Optimized/metrics_fixed.py and traces to a named file in the repository.</w:t>
+        <w:t xml:space="preserve">Generated 2026-08-07 11:59:49. Windows 11, conda env VideoForgeryCPU (Python 3.8.20, TensorFlow 2.10, CPU only). Every figure in this record was scored with Optimized/metrics_fixed.py and traces to a named file in the repository.</w:t>
       </w:r>
     </w:p>
     <w:p>
@@ -8251,7 +8251,7 @@
         <w:pStyle w:val="Normal"/>
       </w:pPr>
       <w:r>
-        <w:t xml:space="preserve">Stratified k-fold, k = 6, 7, 8, 1 fold evaluated per k value, scored with metrics_fixed.py. The published KFAnalysis could not be used: Analysis.py:355 indexes data['image'], a key ReadDataset never stores, and it scores through the same compromised metric.</w:t>
+        <w:t xml:space="preserve">Stratified k-fold, k = 6, 7, 8, 9, 10, 1 fold evaluated per k value, scored with metrics_fixed.py. The published KFAnalysis could not be used: Analysis.py:355 indexes data['image'], a key ReadDataset never stores, and it scores through the same compromised metric.</w:t>
       </w:r>
     </w:p>
     <w:tbl>
@@ -8361,6 +8361,52 @@
         </w:tc>
         <w:tc>
           <w:tcPr>
+            <w:tcW w:w="850" w:type="dxa"/>
+            <w:shd w:val="clear" w:fill="DCE6F1"/>
+            <w:vAlign w:val="center"/>
+          </w:tcPr>
+          <w:p>
+            <w:pPr>
+              <w:pStyle w:val="Normal"/>
+              <w:jc w:val="left"/>
+              <w:spacing w:before="20" w:after="20"/>
+            </w:pPr>
+            <w:r>
+              <w:rPr>
+                <w:b/>
+                <w:rFonts w:ascii="Times New Roman" w:hAnsi="Times New Roman"/>
+                <w:sz w:val="16"/>
+                <w:szCs w:val="16"/>
+              </w:rPr>
+              <w:t xml:space="preserve">k=9</w:t>
+            </w:r>
+          </w:p>
+        </w:tc>
+        <w:tc>
+          <w:tcPr>
+            <w:tcW w:w="850" w:type="dxa"/>
+            <w:shd w:val="clear" w:fill="DCE6F1"/>
+            <w:vAlign w:val="center"/>
+          </w:tcPr>
+          <w:p>
+            <w:pPr>
+              <w:pStyle w:val="Normal"/>
+              <w:jc w:val="left"/>
+              <w:spacing w:before="20" w:after="20"/>
+            </w:pPr>
+            <w:r>
+              <w:rPr>
+                <w:b/>
+                <w:rFonts w:ascii="Times New Roman" w:hAnsi="Times New Roman"/>
+                <w:sz w:val="16"/>
+                <w:szCs w:val="16"/>
+              </w:rPr>
+              <w:t xml:space="preserve">k=10</w:t>
+            </w:r>
+          </w:p>
+        </w:tc>
+        <w:tc>
+          <w:tcPr>
             <w:tcW w:w="1150" w:type="dxa"/>
             <w:shd w:val="clear" w:fill="DCE6F1"/>
             <w:vAlign w:val="center"/>
@@ -8493,6 +8539,48 @@
         </w:tc>
         <w:tc>
           <w:tcPr>
+            <w:tcW w:w="850" w:type="dxa"/>
+            <w:vAlign w:val="center"/>
+          </w:tcPr>
+          <w:p>
+            <w:pPr>
+              <w:pStyle w:val="Normal"/>
+              <w:jc w:val="left"/>
+              <w:spacing w:before="20" w:after="20"/>
+            </w:pPr>
+            <w:r>
+              <w:rPr>
+                <w:rFonts w:ascii="Times New Roman" w:hAnsi="Times New Roman"/>
+                <w:sz w:val="16"/>
+                <w:szCs w:val="16"/>
+              </w:rPr>
+              <w:t xml:space="preserve">100.00</w:t>
+            </w:r>
+          </w:p>
+        </w:tc>
+        <w:tc>
+          <w:tcPr>
+            <w:tcW w:w="850" w:type="dxa"/>
+            <w:vAlign w:val="center"/>
+          </w:tcPr>
+          <w:p>
+            <w:pPr>
+              <w:pStyle w:val="Normal"/>
+              <w:jc w:val="left"/>
+              <w:spacing w:before="20" w:after="20"/>
+            </w:pPr>
+            <w:r>
+              <w:rPr>
+                <w:rFonts w:ascii="Times New Roman" w:hAnsi="Times New Roman"/>
+                <w:sz w:val="16"/>
+                <w:szCs w:val="16"/>
+              </w:rPr>
+              <w:t xml:space="preserve">80.00</w:t>
+            </w:r>
+          </w:p>
+        </w:tc>
+        <w:tc>
+          <w:tcPr>
             <w:tcW w:w="1150" w:type="dxa"/>
             <w:vAlign w:val="center"/>
           </w:tcPr>
@@ -8508,7 +8596,7 @@
                 <w:sz w:val="16"/>
                 <w:szCs w:val="16"/>
               </w:rPr>
-              <w:t xml:space="preserve">71.03</w:t>
+              <w:t xml:space="preserve">78.62</w:t>
             </w:r>
           </w:p>
         </w:tc>
@@ -8529,7 +8617,7 @@
                 <w:sz w:val="16"/>
                 <w:szCs w:val="16"/>
               </w:rPr>
-              <w:t xml:space="preserve">70.56</w:t>
+              <w:t xml:space="preserve">79.00</w:t>
             </w:r>
           </w:p>
         </w:tc>
@@ -8621,6 +8709,48 @@
         </w:tc>
         <w:tc>
           <w:tcPr>
+            <w:tcW w:w="850" w:type="dxa"/>
+            <w:vAlign w:val="center"/>
+          </w:tcPr>
+          <w:p>
+            <w:pPr>
+              <w:pStyle w:val="Normal"/>
+              <w:jc w:val="left"/>
+              <w:spacing w:before="20" w:after="20"/>
+            </w:pPr>
+            <w:r>
+              <w:rPr>
+                <w:rFonts w:ascii="Times New Roman" w:hAnsi="Times New Roman"/>
+                <w:sz w:val="16"/>
+                <w:szCs w:val="16"/>
+              </w:rPr>
+              <w:t xml:space="preserve">83.33</w:t>
+            </w:r>
+          </w:p>
+        </w:tc>
+        <w:tc>
+          <w:tcPr>
+            <w:tcW w:w="850" w:type="dxa"/>
+            <w:vAlign w:val="center"/>
+          </w:tcPr>
+          <w:p>
+            <w:pPr>
+              <w:pStyle w:val="Normal"/>
+              <w:jc w:val="left"/>
+              <w:spacing w:before="20" w:after="20"/>
+            </w:pPr>
+            <w:r>
+              <w:rPr>
+                <w:rFonts w:ascii="Times New Roman" w:hAnsi="Times New Roman"/>
+                <w:sz w:val="16"/>
+                <w:szCs w:val="16"/>
+              </w:rPr>
+              <w:t xml:space="preserve">60.00</w:t>
+            </w:r>
+          </w:p>
+        </w:tc>
+        <w:tc>
+          <w:tcPr>
             <w:tcW w:w="1150" w:type="dxa"/>
             <w:vAlign w:val="center"/>
           </w:tcPr>
@@ -8636,7 +8766,7 @@
                 <w:sz w:val="16"/>
                 <w:szCs w:val="16"/>
               </w:rPr>
-              <w:t xml:space="preserve">70.44</w:t>
+              <w:t xml:space="preserve">70.93</w:t>
             </w:r>
           </w:p>
         </w:tc>
@@ -8657,7 +8787,7 @@
                 <w:sz w:val="16"/>
                 <w:szCs w:val="16"/>
               </w:rPr>
-              <w:t xml:space="preserve">65.28</w:t>
+              <w:t xml:space="preserve">69.17</w:t>
             </w:r>
           </w:p>
         </w:tc>
@@ -8749,6 +8879,48 @@
         </w:tc>
         <w:tc>
           <w:tcPr>
+            <w:tcW w:w="850" w:type="dxa"/>
+            <w:vAlign w:val="center"/>
+          </w:tcPr>
+          <w:p>
+            <w:pPr>
+              <w:pStyle w:val="Normal"/>
+              <w:jc w:val="left"/>
+              <w:spacing w:before="20" w:after="20"/>
+            </w:pPr>
+            <w:r>
+              <w:rPr>
+                <w:rFonts w:ascii="Times New Roman" w:hAnsi="Times New Roman"/>
+                <w:sz w:val="16"/>
+                <w:szCs w:val="16"/>
+              </w:rPr>
+              <w:t xml:space="preserve">50.00</w:t>
+            </w:r>
+          </w:p>
+        </w:tc>
+        <w:tc>
+          <w:tcPr>
+            <w:tcW w:w="850" w:type="dxa"/>
+            <w:vAlign w:val="center"/>
+          </w:tcPr>
+          <w:p>
+            <w:pPr>
+              <w:pStyle w:val="Normal"/>
+              <w:jc w:val="left"/>
+              <w:spacing w:before="20" w:after="20"/>
+            </w:pPr>
+            <w:r>
+              <w:rPr>
+                <w:rFonts w:ascii="Times New Roman" w:hAnsi="Times New Roman"/>
+                <w:sz w:val="16"/>
+                <w:szCs w:val="16"/>
+              </w:rPr>
+              <w:t xml:space="preserve">60.00</w:t>
+            </w:r>
+          </w:p>
+        </w:tc>
+        <w:tc>
+          <w:tcPr>
             <w:tcW w:w="1150" w:type="dxa"/>
             <w:vAlign w:val="center"/>
           </w:tcPr>
@@ -8764,7 +8936,7 @@
                 <w:sz w:val="16"/>
                 <w:szCs w:val="16"/>
               </w:rPr>
-              <w:t xml:space="preserve">63.16</w:t>
+              <w:t xml:space="preserve">59.90</w:t>
             </w:r>
           </w:p>
         </w:tc>
@@ -8785,7 +8957,7 @@
                 <w:sz w:val="16"/>
                 <w:szCs w:val="16"/>
               </w:rPr>
-              <w:t xml:space="preserve">58.61</w:t>
+              <w:t xml:space="preserve">58.50</w:t>
             </w:r>
           </w:p>
         </w:tc>
@@ -8877,6 +9049,48 @@
         </w:tc>
         <w:tc>
           <w:tcPr>
+            <w:tcW w:w="850" w:type="dxa"/>
+            <w:vAlign w:val="center"/>
+          </w:tcPr>
+          <w:p>
+            <w:pPr>
+              <w:pStyle w:val="Normal"/>
+              <w:jc w:val="left"/>
+              <w:spacing w:before="20" w:after="20"/>
+            </w:pPr>
+            <w:r>
+              <w:rPr>
+                <w:rFonts w:ascii="Times New Roman" w:hAnsi="Times New Roman"/>
+                <w:sz w:val="16"/>
+                <w:szCs w:val="16"/>
+              </w:rPr>
+              <w:t xml:space="preserve">50.00</w:t>
+            </w:r>
+          </w:p>
+        </w:tc>
+        <w:tc>
+          <w:tcPr>
+            <w:tcW w:w="850" w:type="dxa"/>
+            <w:vAlign w:val="center"/>
+          </w:tcPr>
+          <w:p>
+            <w:pPr>
+              <w:pStyle w:val="Normal"/>
+              <w:jc w:val="left"/>
+              <w:spacing w:before="20" w:after="20"/>
+            </w:pPr>
+            <w:r>
+              <w:rPr>
+                <w:rFonts w:ascii="Times New Roman" w:hAnsi="Times New Roman"/>
+                <w:sz w:val="16"/>
+                <w:szCs w:val="16"/>
+              </w:rPr>
+              <w:t xml:space="preserve">60.00</w:t>
+            </w:r>
+          </w:p>
+        </w:tc>
+        <w:tc>
+          <w:tcPr>
             <w:tcW w:w="1150" w:type="dxa"/>
             <w:vAlign w:val="center"/>
           </w:tcPr>
@@ -8892,7 +9106,7 @@
                 <w:sz w:val="16"/>
                 <w:szCs w:val="16"/>
               </w:rPr>
-              <w:t xml:space="preserve">54.70</w:t>
+              <w:t xml:space="preserve">54.82</w:t>
             </w:r>
           </w:p>
         </w:tc>
@@ -8913,7 +9127,7 @@
                 <w:sz w:val="16"/>
                 <w:szCs w:val="16"/>
               </w:rPr>
-              <w:t xml:space="preserve">50.28</w:t>
+              <w:t xml:space="preserve">53.50</w:t>
             </w:r>
           </w:p>
         </w:tc>
@@ -9005,6 +9219,48 @@
         </w:tc>
         <w:tc>
           <w:tcPr>
+            <w:tcW w:w="850" w:type="dxa"/>
+            <w:vAlign w:val="center"/>
+          </w:tcPr>
+          <w:p>
+            <w:pPr>
+              <w:pStyle w:val="Normal"/>
+              <w:jc w:val="left"/>
+              <w:spacing w:before="20" w:after="20"/>
+            </w:pPr>
+            <w:r>
+              <w:rPr>
+                <w:rFonts w:ascii="Times New Roman" w:hAnsi="Times New Roman"/>
+                <w:sz w:val="16"/>
+                <w:szCs w:val="16"/>
+              </w:rPr>
+              <w:t xml:space="preserve">50.00</w:t>
+            </w:r>
+          </w:p>
+        </w:tc>
+        <w:tc>
+          <w:tcPr>
+            <w:tcW w:w="850" w:type="dxa"/>
+            <w:vAlign w:val="center"/>
+          </w:tcPr>
+          <w:p>
+            <w:pPr>
+              <w:pStyle w:val="Normal"/>
+              <w:jc w:val="left"/>
+              <w:spacing w:before="20" w:after="20"/>
+            </w:pPr>
+            <w:r>
+              <w:rPr>
+                <w:rFonts w:ascii="Times New Roman" w:hAnsi="Times New Roman"/>
+                <w:sz w:val="16"/>
+                <w:szCs w:val="16"/>
+              </w:rPr>
+              <w:t xml:space="preserve">40.00</w:t>
+            </w:r>
+          </w:p>
+        </w:tc>
+        <w:tc>
+          <w:tcPr>
             <w:tcW w:w="1150" w:type="dxa"/>
             <w:vAlign w:val="center"/>
           </w:tcPr>
@@ -9020,7 +9276,7 @@
                 <w:sz w:val="16"/>
                 <w:szCs w:val="16"/>
               </w:rPr>
-              <w:t xml:space="preserve">58.40</w:t>
+              <w:t xml:space="preserve">53.04</w:t>
             </w:r>
           </w:p>
         </w:tc>
@@ -9133,6 +9389,48 @@
         </w:tc>
         <w:tc>
           <w:tcPr>
+            <w:tcW w:w="850" w:type="dxa"/>
+            <w:vAlign w:val="center"/>
+          </w:tcPr>
+          <w:p>
+            <w:pPr>
+              <w:pStyle w:val="Normal"/>
+              <w:jc w:val="left"/>
+              <w:spacing w:before="20" w:after="20"/>
+            </w:pPr>
+            <w:r>
+              <w:rPr>
+                <w:rFonts w:ascii="Times New Roman" w:hAnsi="Times New Roman"/>
+                <w:sz w:val="16"/>
+                <w:szCs w:val="16"/>
+              </w:rPr>
+              <w:t xml:space="preserve">50.00</w:t>
+            </w:r>
+          </w:p>
+        </w:tc>
+        <w:tc>
+          <w:tcPr>
+            <w:tcW w:w="850" w:type="dxa"/>
+            <w:vAlign w:val="center"/>
+          </w:tcPr>
+          <w:p>
+            <w:pPr>
+              <w:pStyle w:val="Normal"/>
+              <w:jc w:val="left"/>
+              <w:spacing w:before="20" w:after="20"/>
+            </w:pPr>
+            <w:r>
+              <w:rPr>
+                <w:rFonts w:ascii="Times New Roman" w:hAnsi="Times New Roman"/>
+                <w:sz w:val="16"/>
+                <w:szCs w:val="16"/>
+              </w:rPr>
+              <w:t xml:space="preserve">40.00</w:t>
+            </w:r>
+          </w:p>
+        </w:tc>
+        <w:tc>
+          <w:tcPr>
             <w:tcW w:w="1150" w:type="dxa"/>
             <w:vAlign w:val="center"/>
           </w:tcPr>
@@ -9148,7 +9446,7 @@
                 <w:sz w:val="16"/>
                 <w:szCs w:val="16"/>
               </w:rPr>
-              <w:t xml:space="preserve">58.40</w:t>
+              <w:t xml:space="preserve">53.04</w:t>
             </w:r>
           </w:p>
         </w:tc>
@@ -9261,6 +9559,48 @@
         </w:tc>
         <w:tc>
           <w:tcPr>
+            <w:tcW w:w="850" w:type="dxa"/>
+            <w:vAlign w:val="center"/>
+          </w:tcPr>
+          <w:p>
+            <w:pPr>
+              <w:pStyle w:val="Normal"/>
+              <w:jc w:val="left"/>
+              <w:spacing w:before="20" w:after="20"/>
+            </w:pPr>
+            <w:r>
+              <w:rPr>
+                <w:rFonts w:ascii="Times New Roman" w:hAnsi="Times New Roman"/>
+                <w:sz w:val="16"/>
+                <w:szCs w:val="16"/>
+              </w:rPr>
+              <w:t xml:space="preserve">50.00</w:t>
+            </w:r>
+          </w:p>
+        </w:tc>
+        <w:tc>
+          <w:tcPr>
+            <w:tcW w:w="850" w:type="dxa"/>
+            <w:vAlign w:val="center"/>
+          </w:tcPr>
+          <w:p>
+            <w:pPr>
+              <w:pStyle w:val="Normal"/>
+              <w:jc w:val="left"/>
+              <w:spacing w:before="20" w:after="20"/>
+            </w:pPr>
+            <w:r>
+              <w:rPr>
+                <w:rFonts w:ascii="Times New Roman" w:hAnsi="Times New Roman"/>
+                <w:sz w:val="16"/>
+                <w:szCs w:val="16"/>
+              </w:rPr>
+              <w:t xml:space="preserve">40.00</w:t>
+            </w:r>
+          </w:p>
+        </w:tc>
+        <w:tc>
+          <w:tcPr>
             <w:tcW w:w="1150" w:type="dxa"/>
             <w:vAlign w:val="center"/>
           </w:tcPr>
@@ -9276,7 +9616,7 @@
                 <w:sz w:val="16"/>
                 <w:szCs w:val="16"/>
               </w:rPr>
-              <w:t xml:space="preserve">58.40</w:t>
+              <w:t xml:space="preserve">53.04</w:t>
             </w:r>
           </w:p>
         </w:tc>
@@ -9306,48 +9646,51 @@
         <w:tc>
           <w:tcPr>
             <w:tcW w:w="2300" w:type="dxa"/>
-            <w:vAlign w:val="center"/>
-          </w:tcPr>
-          <w:p>
-            <w:pPr>
-              <w:pStyle w:val="Normal"/>
-              <w:jc w:val="left"/>
-              <w:spacing w:before="20" w:after="20"/>
-            </w:pPr>
-            <w:r>
-              <w:rPr>
-                <w:rFonts w:ascii="Times New Roman" w:hAnsi="Times New Roman"/>
-                <w:sz w:val="16"/>
-                <w:szCs w:val="16"/>
-              </w:rPr>
-              <w:t xml:space="preserve">SMA-CLMPNet-Opt</w:t>
+            <w:shd w:val="clear" w:fill="FFF2CC"/>
+            <w:vAlign w:val="center"/>
+          </w:tcPr>
+          <w:p>
+            <w:pPr>
+              <w:pStyle w:val="Normal"/>
+              <w:jc w:val="left"/>
+              <w:spacing w:before="20" w:after="20"/>
+            </w:pPr>
+            <w:r>
+              <w:rPr>
+                <w:rFonts w:ascii="Times New Roman" w:hAnsi="Times New Roman"/>
+                <w:sz w:val="16"/>
+                <w:szCs w:val="16"/>
+              </w:rPr>
+              <w:t xml:space="preserve">SMA-CLMPNet</w:t>
             </w:r>
           </w:p>
         </w:tc>
         <w:tc>
           <w:tcPr>
             <w:tcW w:w="850" w:type="dxa"/>
-            <w:vAlign w:val="center"/>
-          </w:tcPr>
-          <w:p>
-            <w:pPr>
-              <w:pStyle w:val="Normal"/>
-              <w:jc w:val="left"/>
-              <w:spacing w:before="20" w:after="20"/>
-            </w:pPr>
-            <w:r>
-              <w:rPr>
-                <w:rFonts w:ascii="Times New Roman" w:hAnsi="Times New Roman"/>
-                <w:sz w:val="16"/>
-                <w:szCs w:val="16"/>
-              </w:rPr>
-              <w:t xml:space="preserve">44.44</w:t>
+            <w:shd w:val="clear" w:fill="FFF2CC"/>
+            <w:vAlign w:val="center"/>
+          </w:tcPr>
+          <w:p>
+            <w:pPr>
+              <w:pStyle w:val="Normal"/>
+              <w:jc w:val="left"/>
+              <w:spacing w:before="20" w:after="20"/>
+            </w:pPr>
+            <w:r>
+              <w:rPr>
+                <w:rFonts w:ascii="Times New Roman" w:hAnsi="Times New Roman"/>
+                <w:sz w:val="16"/>
+                <w:szCs w:val="16"/>
+              </w:rPr>
+              <w:t xml:space="preserve">55.56</w:t>
             </w:r>
           </w:p>
         </w:tc>
         <w:tc>
           <w:tcPr>
             <w:tcW w:w="850" w:type="dxa"/>
+            <w:shd w:val="clear" w:fill="FFF2CC"/>
             <w:vAlign w:val="center"/>
           </w:tcPr>
           <w:p>
@@ -9369,6 +9712,7 @@
         <w:tc>
           <w:tcPr>
             <w:tcW w:w="850" w:type="dxa"/>
+            <w:shd w:val="clear" w:fill="FFF2CC"/>
             <w:vAlign w:val="center"/>
           </w:tcPr>
           <w:p>
@@ -9389,28 +9733,74 @@
         </w:tc>
         <w:tc>
           <w:tcPr>
+            <w:tcW w:w="850" w:type="dxa"/>
+            <w:shd w:val="clear" w:fill="FFF2CC"/>
+            <w:vAlign w:val="center"/>
+          </w:tcPr>
+          <w:p>
+            <w:pPr>
+              <w:pStyle w:val="Normal"/>
+              <w:jc w:val="left"/>
+              <w:spacing w:before="20" w:after="20"/>
+            </w:pPr>
+            <w:r>
+              <w:rPr>
+                <w:rFonts w:ascii="Times New Roman" w:hAnsi="Times New Roman"/>
+                <w:sz w:val="16"/>
+                <w:szCs w:val="16"/>
+              </w:rPr>
+              <w:t xml:space="preserve">50.00</w:t>
+            </w:r>
+          </w:p>
+        </w:tc>
+        <w:tc>
+          <w:tcPr>
+            <w:tcW w:w="850" w:type="dxa"/>
+            <w:shd w:val="clear" w:fill="FFF2CC"/>
+            <w:vAlign w:val="center"/>
+          </w:tcPr>
+          <w:p>
+            <w:pPr>
+              <w:pStyle w:val="Normal"/>
+              <w:jc w:val="left"/>
+              <w:spacing w:before="20" w:after="20"/>
+            </w:pPr>
+            <w:r>
+              <w:rPr>
+                <w:rFonts w:ascii="Times New Roman" w:hAnsi="Times New Roman"/>
+                <w:sz w:val="16"/>
+                <w:szCs w:val="16"/>
+              </w:rPr>
+              <w:t xml:space="preserve">40.00</w:t>
+            </w:r>
+          </w:p>
+        </w:tc>
+        <w:tc>
+          <w:tcPr>
             <w:tcW w:w="1150" w:type="dxa"/>
-            <w:vAlign w:val="center"/>
-          </w:tcPr>
-          <w:p>
-            <w:pPr>
-              <w:pStyle w:val="Normal"/>
-              <w:jc w:val="left"/>
-              <w:spacing w:before="20" w:after="20"/>
-            </w:pPr>
-            <w:r>
-              <w:rPr>
-                <w:rFonts w:ascii="Times New Roman" w:hAnsi="Times New Roman"/>
-                <w:sz w:val="16"/>
-                <w:szCs w:val="16"/>
-              </w:rPr>
-              <w:t xml:space="preserve">54.70</w:t>
+            <w:shd w:val="clear" w:fill="FFF2CC"/>
+            <w:vAlign w:val="center"/>
+          </w:tcPr>
+          <w:p>
+            <w:pPr>
+              <w:pStyle w:val="Normal"/>
+              <w:jc w:val="left"/>
+              <w:spacing w:before="20" w:after="20"/>
+            </w:pPr>
+            <w:r>
+              <w:rPr>
+                <w:rFonts w:ascii="Times New Roman" w:hAnsi="Times New Roman"/>
+                <w:sz w:val="16"/>
+                <w:szCs w:val="16"/>
+              </w:rPr>
+              <w:t xml:space="preserve">53.04</w:t>
             </w:r>
           </w:p>
         </w:tc>
         <w:tc>
           <w:tcPr>
             <w:tcW w:w="1150" w:type="dxa"/>
+            <w:shd w:val="clear" w:fill="FFF2CC"/>
             <w:vAlign w:val="center"/>
           </w:tcPr>
           <w:p>
@@ -9434,132 +9824,168 @@
         <w:tc>
           <w:tcPr>
             <w:tcW w:w="2300" w:type="dxa"/>
-            <w:shd w:val="clear" w:fill="FFF2CC"/>
-            <w:vAlign w:val="center"/>
-          </w:tcPr>
-          <w:p>
-            <w:pPr>
-              <w:pStyle w:val="Normal"/>
-              <w:jc w:val="left"/>
-              <w:spacing w:before="20" w:after="20"/>
-            </w:pPr>
-            <w:r>
-              <w:rPr>
-                <w:rFonts w:ascii="Times New Roman" w:hAnsi="Times New Roman"/>
-                <w:sz w:val="16"/>
-                <w:szCs w:val="16"/>
-              </w:rPr>
-              <w:t xml:space="preserve">SMA-CLMPNet</w:t>
+            <w:vAlign w:val="center"/>
+          </w:tcPr>
+          <w:p>
+            <w:pPr>
+              <w:pStyle w:val="Normal"/>
+              <w:jc w:val="left"/>
+              <w:spacing w:before="20" w:after="20"/>
+            </w:pPr>
+            <w:r>
+              <w:rPr>
+                <w:rFonts w:ascii="Times New Roman" w:hAnsi="Times New Roman"/>
+                <w:sz w:val="16"/>
+                <w:szCs w:val="16"/>
+              </w:rPr>
+              <w:t xml:space="preserve">SCAM-CLMPNet</w:t>
             </w:r>
           </w:p>
         </w:tc>
         <w:tc>
           <w:tcPr>
             <w:tcW w:w="850" w:type="dxa"/>
-            <w:shd w:val="clear" w:fill="FFF2CC"/>
-            <w:vAlign w:val="center"/>
-          </w:tcPr>
-          <w:p>
-            <w:pPr>
-              <w:pStyle w:val="Normal"/>
-              <w:jc w:val="left"/>
-              <w:spacing w:before="20" w:after="20"/>
-            </w:pPr>
-            <w:r>
-              <w:rPr>
-                <w:rFonts w:ascii="Times New Roman" w:hAnsi="Times New Roman"/>
-                <w:sz w:val="16"/>
-                <w:szCs w:val="16"/>
-              </w:rPr>
-              <w:t xml:space="preserve">55.56</w:t>
+            <w:vAlign w:val="center"/>
+          </w:tcPr>
+          <w:p>
+            <w:pPr>
+              <w:pStyle w:val="Normal"/>
+              <w:jc w:val="left"/>
+              <w:spacing w:before="20" w:after="20"/>
+            </w:pPr>
+            <w:r>
+              <w:rPr>
+                <w:rFonts w:ascii="Times New Roman" w:hAnsi="Times New Roman"/>
+                <w:sz w:val="16"/>
+                <w:szCs w:val="16"/>
+              </w:rPr>
+              <w:t xml:space="preserve">33.33</w:t>
             </w:r>
           </w:p>
         </w:tc>
         <w:tc>
           <w:tcPr>
             <w:tcW w:w="850" w:type="dxa"/>
-            <w:shd w:val="clear" w:fill="FFF2CC"/>
-            <w:vAlign w:val="center"/>
-          </w:tcPr>
-          <w:p>
-            <w:pPr>
-              <w:pStyle w:val="Normal"/>
-              <w:jc w:val="left"/>
-              <w:spacing w:before="20" w:after="20"/>
-            </w:pPr>
-            <w:r>
-              <w:rPr>
-                <w:rFonts w:ascii="Times New Roman" w:hAnsi="Times New Roman"/>
-                <w:sz w:val="16"/>
-                <w:szCs w:val="16"/>
-              </w:rPr>
-              <w:t xml:space="preserve">62.50</w:t>
+            <w:vAlign w:val="center"/>
+          </w:tcPr>
+          <w:p>
+            <w:pPr>
+              <w:pStyle w:val="Normal"/>
+              <w:jc w:val="left"/>
+              <w:spacing w:before="20" w:after="20"/>
+            </w:pPr>
+            <w:r>
+              <w:rPr>
+                <w:rFonts w:ascii="Times New Roman" w:hAnsi="Times New Roman"/>
+                <w:sz w:val="16"/>
+                <w:szCs w:val="16"/>
+              </w:rPr>
+              <w:t xml:space="preserve">50.00</w:t>
             </w:r>
           </w:p>
         </w:tc>
         <w:tc>
           <w:tcPr>
             <w:tcW w:w="850" w:type="dxa"/>
-            <w:shd w:val="clear" w:fill="FFF2CC"/>
-            <w:vAlign w:val="center"/>
-          </w:tcPr>
-          <w:p>
-            <w:pPr>
-              <w:pStyle w:val="Normal"/>
-              <w:jc w:val="left"/>
-              <w:spacing w:before="20" w:after="20"/>
-            </w:pPr>
-            <w:r>
-              <w:rPr>
-                <w:rFonts w:ascii="Times New Roman" w:hAnsi="Times New Roman"/>
-                <w:sz w:val="16"/>
-                <w:szCs w:val="16"/>
-              </w:rPr>
-              <w:t xml:space="preserve">57.14</w:t>
+            <w:vAlign w:val="center"/>
+          </w:tcPr>
+          <w:p>
+            <w:pPr>
+              <w:pStyle w:val="Normal"/>
+              <w:jc w:val="left"/>
+              <w:spacing w:before="20" w:after="20"/>
+            </w:pPr>
+            <w:r>
+              <w:rPr>
+                <w:rFonts w:ascii="Times New Roman" w:hAnsi="Times New Roman"/>
+                <w:sz w:val="16"/>
+                <w:szCs w:val="16"/>
+              </w:rPr>
+              <w:t xml:space="preserve">28.57</w:t>
+            </w:r>
+          </w:p>
+        </w:tc>
+        <w:tc>
+          <w:tcPr>
+            <w:tcW w:w="850" w:type="dxa"/>
+            <w:vAlign w:val="center"/>
+          </w:tcPr>
+          <w:p>
+            <w:pPr>
+              <w:pStyle w:val="Normal"/>
+              <w:jc w:val="left"/>
+              <w:spacing w:before="20" w:after="20"/>
+            </w:pPr>
+            <w:r>
+              <w:rPr>
+                <w:rFonts w:ascii="Times New Roman" w:hAnsi="Times New Roman"/>
+                <w:sz w:val="16"/>
+                <w:szCs w:val="16"/>
+              </w:rPr>
+              <w:t xml:space="preserve">50.00</w:t>
+            </w:r>
+          </w:p>
+        </w:tc>
+        <w:tc>
+          <w:tcPr>
+            <w:tcW w:w="850" w:type="dxa"/>
+            <w:vAlign w:val="center"/>
+          </w:tcPr>
+          <w:p>
+            <w:pPr>
+              <w:pStyle w:val="Normal"/>
+              <w:jc w:val="left"/>
+              <w:spacing w:before="20" w:after="20"/>
+            </w:pPr>
+            <w:r>
+              <w:rPr>
+                <w:rFonts w:ascii="Times New Roman" w:hAnsi="Times New Roman"/>
+                <w:sz w:val="16"/>
+                <w:szCs w:val="16"/>
+              </w:rPr>
+              <w:t xml:space="preserve">60.00</w:t>
             </w:r>
           </w:p>
         </w:tc>
         <w:tc>
           <w:tcPr>
             <w:tcW w:w="1150" w:type="dxa"/>
-            <w:shd w:val="clear" w:fill="FFF2CC"/>
-            <w:vAlign w:val="center"/>
-          </w:tcPr>
-          <w:p>
-            <w:pPr>
-              <w:pStyle w:val="Normal"/>
-              <w:jc w:val="left"/>
-              <w:spacing w:before="20" w:after="20"/>
-            </w:pPr>
-            <w:r>
-              <w:rPr>
-                <w:rFonts w:ascii="Times New Roman" w:hAnsi="Times New Roman"/>
-                <w:sz w:val="16"/>
-                <w:szCs w:val="16"/>
-              </w:rPr>
-              <w:t xml:space="preserve">58.40</w:t>
+            <w:vAlign w:val="center"/>
+          </w:tcPr>
+          <w:p>
+            <w:pPr>
+              <w:pStyle w:val="Normal"/>
+              <w:jc w:val="left"/>
+              <w:spacing w:before="20" w:after="20"/>
+            </w:pPr>
+            <w:r>
+              <w:rPr>
+                <w:rFonts w:ascii="Times New Roman" w:hAnsi="Times New Roman"/>
+                <w:sz w:val="16"/>
+                <w:szCs w:val="16"/>
+              </w:rPr>
+              <w:t xml:space="preserve">44.38</w:t>
             </w:r>
           </w:p>
         </w:tc>
         <w:tc>
           <w:tcPr>
             <w:tcW w:w="1150" w:type="dxa"/>
-            <w:shd w:val="clear" w:fill="FFF2CC"/>
-            <w:vAlign w:val="center"/>
-          </w:tcPr>
-          <w:p>
-            <w:pPr>
-              <w:pStyle w:val="Normal"/>
-              <w:jc w:val="left"/>
-              <w:spacing w:before="20" w:after="20"/>
-            </w:pPr>
-            <w:r>
-              <w:rPr>
-                <w:rFonts w:ascii="Times New Roman" w:hAnsi="Times New Roman"/>
-                <w:sz w:val="16"/>
-                <w:szCs w:val="16"/>
-              </w:rPr>
-              <w:t xml:space="preserve">50.00</w:t>
+            <w:vAlign w:val="center"/>
+          </w:tcPr>
+          <w:p>
+            <w:pPr>
+              <w:pStyle w:val="Normal"/>
+              <w:jc w:val="left"/>
+              <w:spacing w:before="20" w:after="20"/>
+            </w:pPr>
+            <w:r>
+              <w:rPr>
+                <w:rFonts w:ascii="Times New Roman" w:hAnsi="Times New Roman"/>
+                <w:sz w:val="16"/>
+                <w:szCs w:val="16"/>
+              </w:rPr>
+              <w:t xml:space="preserve">46.17</w:t>
             </w:r>
           </w:p>
         </w:tc>
@@ -9582,7 +10008,7 @@
                 <w:sz w:val="16"/>
                 <w:szCs w:val="16"/>
               </w:rPr>
-              <w:t xml:space="preserve">SCAM-CLMPNet</w:t>
+              <w:t xml:space="preserve">SMA-CLMPNet-Opt</w:t>
             </w:r>
           </w:p>
         </w:tc>
@@ -9603,7 +10029,7 @@
                 <w:sz w:val="16"/>
                 <w:szCs w:val="16"/>
               </w:rPr>
-              <w:t xml:space="preserve">33.33</w:t>
+              <w:t xml:space="preserve">44.44</w:t>
             </w:r>
           </w:p>
         </w:tc>
@@ -9624,6 +10050,48 @@
                 <w:sz w:val="16"/>
                 <w:szCs w:val="16"/>
               </w:rPr>
+              <w:t xml:space="preserve">62.50</w:t>
+            </w:r>
+          </w:p>
+        </w:tc>
+        <w:tc>
+          <w:tcPr>
+            <w:tcW w:w="850" w:type="dxa"/>
+            <w:vAlign w:val="center"/>
+          </w:tcPr>
+          <w:p>
+            <w:pPr>
+              <w:pStyle w:val="Normal"/>
+              <w:jc w:val="left"/>
+              <w:spacing w:before="20" w:after="20"/>
+            </w:pPr>
+            <w:r>
+              <w:rPr>
+                <w:rFonts w:ascii="Times New Roman" w:hAnsi="Times New Roman"/>
+                <w:sz w:val="16"/>
+                <w:szCs w:val="16"/>
+              </w:rPr>
+              <w:t xml:space="preserve">57.14</w:t>
+            </w:r>
+          </w:p>
+        </w:tc>
+        <w:tc>
+          <w:tcPr>
+            <w:tcW w:w="850" w:type="dxa"/>
+            <w:vAlign w:val="center"/>
+          </w:tcPr>
+          <w:p>
+            <w:pPr>
+              <w:pStyle w:val="Normal"/>
+              <w:jc w:val="left"/>
+              <w:spacing w:before="20" w:after="20"/>
+            </w:pPr>
+            <w:r>
+              <w:rPr>
+                <w:rFonts w:ascii="Times New Roman" w:hAnsi="Times New Roman"/>
+                <w:sz w:val="16"/>
+                <w:szCs w:val="16"/>
+              </w:rPr>
               <w:t xml:space="preserve">50.00</w:t>
             </w:r>
           </w:p>
@@ -9645,7 +10113,7 @@
                 <w:sz w:val="16"/>
                 <w:szCs w:val="16"/>
               </w:rPr>
-              <w:t xml:space="preserve">28.57</w:t>
+              <w:t xml:space="preserve">20.00</w:t>
             </w:r>
           </w:p>
         </w:tc>
@@ -9666,7 +10134,7 @@
                 <w:sz w:val="16"/>
                 <w:szCs w:val="16"/>
               </w:rPr>
-              <w:t xml:space="preserve">37.30</w:t>
+              <w:t xml:space="preserve">46.82</w:t>
             </w:r>
           </w:p>
         </w:tc>
@@ -9687,7 +10155,7 @@
                 <w:sz w:val="16"/>
                 <w:szCs w:val="16"/>
               </w:rPr>
-              <w:t xml:space="preserve">43.61</w:t>
+              <w:t xml:space="preserve">45.00</w:t>
             </w:r>
           </w:p>
         </w:tc>
@@ -9779,6 +10247,48 @@
         </w:tc>
         <w:tc>
           <w:tcPr>
+            <w:tcW w:w="850" w:type="dxa"/>
+            <w:vAlign w:val="center"/>
+          </w:tcPr>
+          <w:p>
+            <w:pPr>
+              <w:pStyle w:val="Normal"/>
+              <w:jc w:val="left"/>
+              <w:spacing w:before="20" w:after="20"/>
+            </w:pPr>
+            <w:r>
+              <w:rPr>
+                <w:rFonts w:ascii="Times New Roman" w:hAnsi="Times New Roman"/>
+                <w:sz w:val="16"/>
+                <w:szCs w:val="16"/>
+              </w:rPr>
+              <w:t xml:space="preserve">16.67</w:t>
+            </w:r>
+          </w:p>
+        </w:tc>
+        <w:tc>
+          <w:tcPr>
+            <w:tcW w:w="850" w:type="dxa"/>
+            <w:vAlign w:val="center"/>
+          </w:tcPr>
+          <w:p>
+            <w:pPr>
+              <w:pStyle w:val="Normal"/>
+              <w:jc w:val="left"/>
+              <w:spacing w:before="20" w:after="20"/>
+            </w:pPr>
+            <w:r>
+              <w:rPr>
+                <w:rFonts w:ascii="Times New Roman" w:hAnsi="Times New Roman"/>
+                <w:sz w:val="16"/>
+                <w:szCs w:val="16"/>
+              </w:rPr>
+              <w:t xml:space="preserve">40.00</w:t>
+            </w:r>
+          </w:p>
+        </w:tc>
+        <w:tc>
+          <w:tcPr>
             <w:tcW w:w="1150" w:type="dxa"/>
             <w:vAlign w:val="center"/>
           </w:tcPr>
@@ -9794,7 +10304,7 @@
                 <w:sz w:val="16"/>
                 <w:szCs w:val="16"/>
               </w:rPr>
-              <w:t xml:space="preserve">24.80</w:t>
+              <w:t xml:space="preserve">26.21</w:t>
             </w:r>
           </w:p>
         </w:tc>
@@ -9815,7 +10325,7 @@
                 <w:sz w:val="16"/>
                 <w:szCs w:val="16"/>
               </w:rPr>
-              <w:t xml:space="preserve">23.33</w:t>
+              <w:t xml:space="preserve">27.33</w:t>
             </w:r>
           </w:p>
         </w:tc>
@@ -9907,6 +10417,48 @@
         </w:tc>
         <w:tc>
           <w:tcPr>
+            <w:tcW w:w="850" w:type="dxa"/>
+            <w:vAlign w:val="center"/>
+          </w:tcPr>
+          <w:p>
+            <w:pPr>
+              <w:pStyle w:val="Normal"/>
+              <w:jc w:val="left"/>
+              <w:spacing w:before="20" w:after="20"/>
+            </w:pPr>
+            <w:r>
+              <w:rPr>
+                <w:rFonts w:ascii="Times New Roman" w:hAnsi="Times New Roman"/>
+                <w:sz w:val="16"/>
+                <w:szCs w:val="16"/>
+              </w:rPr>
+              <w:t xml:space="preserve">0.00</w:t>
+            </w:r>
+          </w:p>
+        </w:tc>
+        <w:tc>
+          <w:tcPr>
+            <w:tcW w:w="850" w:type="dxa"/>
+            <w:vAlign w:val="center"/>
+          </w:tcPr>
+          <w:p>
+            <w:pPr>
+              <w:pStyle w:val="Normal"/>
+              <w:jc w:val="left"/>
+              <w:spacing w:before="20" w:after="20"/>
+            </w:pPr>
+            <w:r>
+              <w:rPr>
+                <w:rFonts w:ascii="Times New Roman" w:hAnsi="Times New Roman"/>
+                <w:sz w:val="16"/>
+                <w:szCs w:val="16"/>
+              </w:rPr>
+              <w:t xml:space="preserve">20.00</w:t>
+            </w:r>
+          </w:p>
+        </w:tc>
+        <w:tc>
+          <w:tcPr>
             <w:tcW w:w="1150" w:type="dxa"/>
             <w:vAlign w:val="center"/>
           </w:tcPr>
@@ -9922,7 +10474,7 @@
                 <w:sz w:val="16"/>
                 <w:szCs w:val="16"/>
               </w:rPr>
-              <w:t xml:space="preserve">12.63</w:t>
+              <w:t xml:space="preserve">11.58</w:t>
             </w:r>
           </w:p>
         </w:tc>
@@ -9943,7 +10495,7 @@
                 <w:sz w:val="16"/>
                 <w:szCs w:val="16"/>
               </w:rPr>
-              <w:t xml:space="preserve">10.83</w:t>
+              <w:t xml:space="preserve">9.83</w:t>
             </w:r>
           </w:p>
         </w:tc>
@@ -9970,7 +10522,7 @@
         <w:pStyle w:val="Normal"/>
       </w:pPr>
       <w:r>
-        <w:t xml:space="preserve">10 of 12 models are degenerate on at least one k value — sensitivity or specificity exactly zero, i.e. one label for every video in that fold: ConvNeXtTiny, DCNN, EfficientNet, GLCM, MUSE-CLMPNet, MobileNetV3Large, ResNetRS50, SCAM-CLMPNet, SMA-CLMPNet, SMA-CLMPNet-Opt.</w:t>
+        <w:t xml:space="preserve">11 of 12 models are degenerate on at least one k value — sensitivity or specificity exactly zero, i.e. one label for every video in that fold: ConvNeXtTiny, DCNN, EfficientNet, EfficientNetV2S, GLCM, MUSE-CLMPNet, MobileNetV3Large, ResNetRS50, SCAM-CLMPNet, SMA-CLMPNet, SMA-CLMPNet-Opt.</w:t>
       </w:r>
     </w:p>
     <w:p>
@@ -9982,7 +10534,7 @@
       <w:r>
         <w:drawing>
           <wp:inline distT="0" distB="0" distL="0" distR="0">
-            <wp:extent cx="5669280" cy="3453469"/>
+            <wp:extent cx="5669280" cy="3426324"/>
             <wp:docPr id="7" name="Picture 7" descr="fig04_kfold_balanced_accuracy"/>
             <a:graphic xmlns:a="http://schemas.openxmlformats.org/drawingml/2006/main">
               <a:graphicData uri="http://schemas.openxmlformats.org/drawingml/2006/picture">
@@ -10000,7 +10552,7 @@
                   <pic:spPr>
                     <a:xfrm>
                       <a:off x="0" y="0"/>
-                      <a:ext cx="5669280" cy="3453469"/>
+                      <a:ext cx="5669280" cy="3426324"/>
                     </a:xfrm>
                     <a:prstGeom prst="rect">
                       <a:avLst/>
@@ -15693,17 +16245,65 @@
       <w:r>
         <w:drawing>
           <wp:inline distT="0" distB="0" distL="0" distR="0">
-            <wp:extent cx="5669280" cy="3499898"/>
-            <wp:docPr id="13" name="Picture 13" descr="fig13_comparison_bar"/>
+            <wp:extent cx="5669280" cy="2963487"/>
+            <wp:docPr id="13" name="Picture 13" descr="fig19_literature_recipe_and_leakage"/>
             <a:graphic xmlns:a="http://schemas.openxmlformats.org/drawingml/2006/main">
               <a:graphicData uri="http://schemas.openxmlformats.org/drawingml/2006/picture">
                 <pic:pic xmlns:pic="http://schemas.openxmlformats.org/drawingml/2006/picture">
                   <pic:nvPicPr>
-                    <pic:cNvPr id="13" name="fig13_comparison_bar.png"/>
+                    <pic:cNvPr id="13" name="fig19_literature_recipe_and_leakage.png"/>
                     <pic:cNvPicPr/>
                   </pic:nvPicPr>
                   <pic:blipFill>
                     <a:blip r:embed="rIdImg13"/>
+                    <a:stretch>
+                      <a:fillRect/>
+                    </a:stretch>
+                  </pic:blipFill>
+                  <pic:spPr>
+                    <a:xfrm>
+                      <a:off x="0" y="0"/>
+                      <a:ext cx="5669280" cy="2963487"/>
+                    </a:xfrm>
+                    <a:prstGeom prst="rect">
+                      <a:avLst/>
+                    </a:prstGeom>
+                  </pic:spPr>
+                </pic:pic>
+              </a:graphicData>
+            </a:graphic>
+          </wp:inline>
+        </w:drawing>
+      </w:r>
+    </w:p>
+    <w:p>
+      <w:pPr>
+        <w:pStyle w:val="Caption"/>
+      </w:pPr>
+      <w:r>
+        <w:t xml:space="preserve">Figure 10. The published frame-level recipe run on this corpus, with the correct and the leaking split side by side. Same features, same model, same code; only the split differs. Video-grouped it reaches 58.95%; split by frame it reaches 85.54%, and an RBF SVM on the same features reaches 90.80%. That gap is the mechanism by which a 95% figure appears on a corpus that cannot support one, and it is a two-line change from the correct protocol.</w:t>
+      </w:r>
+    </w:p>
+    <w:p>
+      <w:pPr>
+        <w:pStyle w:val="Normal"/>
+        <w:jc w:val="center"/>
+        <w:spacing w:before="160" w:after="60"/>
+      </w:pPr>
+      <w:r>
+        <w:drawing>
+          <wp:inline distT="0" distB="0" distL="0" distR="0">
+            <wp:extent cx="5669280" cy="3499898"/>
+            <wp:docPr id="14" name="Picture 14" descr="fig13_comparison_bar"/>
+            <a:graphic xmlns:a="http://schemas.openxmlformats.org/drawingml/2006/main">
+              <a:graphicData uri="http://schemas.openxmlformats.org/drawingml/2006/picture">
+                <pic:pic xmlns:pic="http://schemas.openxmlformats.org/drawingml/2006/picture">
+                  <pic:nvPicPr>
+                    <pic:cNvPr id="14" name="fig13_comparison_bar.png"/>
+                    <pic:cNvPicPr/>
+                  </pic:nvPicPr>
+                  <pic:blipFill>
+                    <a:blip r:embed="rIdImg14"/>
                     <a:stretch>
                       <a:fillRect/>
                     </a:stretch>

--- a/Paper1_Complete_Work_Report.docx
+++ b/Paper1_Complete_Work_Report.docx
@@ -79,7 +79,7 @@
         <w:pStyle w:val="Caption"/>
       </w:pPr>
       <w:r>
-        <w:t xml:space="preserve">Generated 2026-08-07 11:59:49. Windows 11, conda env VideoForgeryCPU (Python 3.8.20, TensorFlow 2.10, CPU only). Every figure in this record was scored with Optimized/metrics_fixed.py and traces to a named file in the repository.</w:t>
+        <w:t xml:space="preserve">Generated 2026-08-07 12:57:28. Windows 11, conda env VideoForgeryCPU (Python 3.8.20, TensorFlow 2.10, CPU only). Every figure in this record was scored with Optimized/metrics_fixed.py and traces to a named file in the repository.</w:t>
       </w:r>
     </w:p>
     <w:p>

--- a/Paper1_Complete_Work_Report.docx
+++ b/Paper1_Complete_Work_Report.docx
@@ -79,7 +79,7 @@
         <w:pStyle w:val="Caption"/>
       </w:pPr>
       <w:r>
-        <w:t xml:space="preserve">Generated 2026-08-07 12:57:28. Windows 11, conda env VideoForgeryCPU (Python 3.8.20, TensorFlow 2.10, CPU only). Every figure in this record was scored with Optimized/metrics_fixed.py and traces to a named file in the repository.</w:t>
+        <w:t xml:space="preserve">Generated 2026-08-07 21:55:39. Windows 11, conda env VideoForgeryCPU (Python 3.8.20, TensorFlow 2.10, CPU only). Every figure in this record was scored with Optimized/metrics_fixed.py and traces to a named file in the repository.</w:t>
       </w:r>
     </w:p>
     <w:p>
@@ -16281,7 +16281,7 @@
         <w:pStyle w:val="Caption"/>
       </w:pPr>
       <w:r>
-        <w:t xml:space="preserve">Figure 10. The published frame-level recipe run on this corpus, with the correct and the leaking split side by side. Same features, same model, same code; only the split differs. Video-grouped it reaches 58.95%; split by frame it reaches 85.54%, and an RBF SVM on the same features reaches 90.80%. That gap is the mechanism by which a 95% figure appears on a corpus that cannot support one, and it is a two-line change from the correct protocol.</w:t>
+        <w:t xml:space="preserve">Figure 10. The published frame-level recipe run on this corpus, with the correct and the leaking split side by side. Same features, same model, same code; only the split differs. Video-grouped it reaches 57.64%; split by frame it reaches 85.54%, and an RBF SVM on the same features reaches 90.80%. That gap is the mechanism by which a 95% figure appears on a corpus that cannot support one, and it is a two-line change from the correct protocol.</w:t>
       </w:r>
     </w:p>
     <w:p>
